--- a/courses/phy214/practice-exams/e6/phy214-practice-exam-6-ch-25-26-v1.docx
+++ b/courses/phy214/practice-exams/e6/phy214-practice-exam-6-ch-25-26-v1.docx
@@ -15,7 +15,7 @@
         <w:pStyle w:val="BodyText"/>
       </w:pPr>
       <w:r>
-        <w:t> </w:t>
+        <w:t xml:space="preserve"> </w:t>
       </w:r>
     </w:p>
     <w:p>
@@ -31,7 +31,7 @@
         <w:pStyle w:val="BodyText"/>
       </w:pPr>
       <w:r>
-        <w:t> </w:t>
+        <w:t xml:space="preserve"> </w:t>
       </w:r>
     </w:p>
     <w:p>
@@ -47,7 +47,7 @@
         <w:pStyle w:val="BodyText"/>
       </w:pPr>
       <w:r>
-        <w:t> </w:t>
+        <w:t xml:space="preserve"> </w:t>
       </w:r>
     </w:p>
     <w:p>
@@ -63,7 +63,7 @@
         <w:pStyle w:val="BodyText"/>
       </w:pPr>
       <w:r>
-        <w:t> </w:t>
+        <w:t xml:space="preserve"> </w:t>
       </w:r>
     </w:p>
     <w:p>
@@ -180,7 +180,7 @@
         </w:numPr>
       </w:pPr>
       <w:r>
-        <w:t> </w:t>
+        <w:t xml:space="preserve"> </w:t>
       </w:r>
     </w:p>
     <w:p>
@@ -199,18 +199,18 @@
         </m:r>
       </m:oMath>
       <w:r>
-        <w:t>ANSWER: ____________________________  </w:t>
-      </w:r>
-    </w:p>
-    <w:p>
-      <w:pPr>
-        <w:numPr>
-          <w:ilvl w:val="0"/>
-          <w:numId w:val="1"/>
-        </w:numPr>
-      </w:pPr>
-      <w:r>
-        <w:t> </w:t>
+        <w:t xml:space="preserve">ANSWER: ____________________________  </w:t>
+      </w:r>
+    </w:p>
+    <w:p>
+      <w:pPr>
+        <w:numPr>
+          <w:ilvl w:val="0"/>
+          <w:numId w:val="1"/>
+        </w:numPr>
+      </w:pPr>
+      <w:r>
+        <w:t xml:space="preserve"> </w:t>
       </w:r>
     </w:p>
     <w:p>
@@ -254,7 +254,7 @@
         </w:numPr>
       </w:pPr>
       <w:r>
-        <w:t> </w:t>
+        <w:t xml:space="preserve"> </w:t>
       </w:r>
     </w:p>
     <w:p>
@@ -273,18 +273,18 @@
         </m:r>
       </m:oMath>
       <w:r>
-        <w:t>ANSWER: ____________________________  </w:t>
-      </w:r>
-    </w:p>
-    <w:p>
-      <w:pPr>
-        <w:numPr>
-          <w:ilvl w:val="0"/>
-          <w:numId w:val="1"/>
-        </w:numPr>
-      </w:pPr>
-      <w:r>
-        <w:t> </w:t>
+        <w:t xml:space="preserve">ANSWER: ____________________________  </w:t>
+      </w:r>
+    </w:p>
+    <w:p>
+      <w:pPr>
+        <w:numPr>
+          <w:ilvl w:val="0"/>
+          <w:numId w:val="1"/>
+        </w:numPr>
+      </w:pPr>
+      <w:r>
+        <w:t xml:space="preserve"> </w:t>
       </w:r>
     </w:p>
     <w:p>
@@ -351,7 +351,7 @@
         </w:numPr>
       </w:pPr>
       <w:r>
-        <w:t> </w:t>
+        <w:t xml:space="preserve"> </w:t>
       </w:r>
     </w:p>
     <w:p>
@@ -370,18 +370,18 @@
         </m:r>
       </m:oMath>
       <w:r>
-        <w:t>ANSWER: ____________________________  </w:t>
-      </w:r>
-    </w:p>
-    <w:p>
-      <w:pPr>
-        <w:numPr>
-          <w:ilvl w:val="0"/>
-          <w:numId w:val="1"/>
-        </w:numPr>
-      </w:pPr>
-      <w:r>
-        <w:t> </w:t>
+        <w:t xml:space="preserve">ANSWER: ____________________________  </w:t>
+      </w:r>
+    </w:p>
+    <w:p>
+      <w:pPr>
+        <w:numPr>
+          <w:ilvl w:val="0"/>
+          <w:numId w:val="1"/>
+        </w:numPr>
+      </w:pPr>
+      <w:r>
+        <w:t xml:space="preserve"> </w:t>
       </w:r>
     </w:p>
     <w:p>
@@ -463,7 +463,7 @@
         </w:numPr>
       </w:pPr>
       <w:r>
-        <w:t> </w:t>
+        <w:t xml:space="preserve"> </w:t>
       </w:r>
     </w:p>
     <w:p>
@@ -482,18 +482,18 @@
         </m:r>
       </m:oMath>
       <w:r>
-        <w:t>ANSWER: ____________________________  </w:t>
-      </w:r>
-    </w:p>
-    <w:p>
-      <w:pPr>
-        <w:numPr>
-          <w:ilvl w:val="0"/>
-          <w:numId w:val="1"/>
-        </w:numPr>
-      </w:pPr>
-      <w:r>
-        <w:t> </w:t>
+        <w:t xml:space="preserve">ANSWER: ____________________________  </w:t>
+      </w:r>
+    </w:p>
+    <w:p>
+      <w:pPr>
+        <w:numPr>
+          <w:ilvl w:val="0"/>
+          <w:numId w:val="1"/>
+        </w:numPr>
+      </w:pPr>
+      <w:r>
+        <w:t xml:space="preserve"> </w:t>
       </w:r>
     </w:p>
     <w:p>
@@ -537,7 +537,7 @@
         </w:numPr>
       </w:pPr>
       <w:r>
-        <w:t> </w:t>
+        <w:t xml:space="preserve"> </w:t>
       </w:r>
     </w:p>
     <w:p>
@@ -556,18 +556,18 @@
         </m:r>
       </m:oMath>
       <w:r>
-        <w:t>ANSWER: ____________________________  </w:t>
-      </w:r>
-    </w:p>
-    <w:p>
-      <w:pPr>
-        <w:numPr>
-          <w:ilvl w:val="0"/>
-          <w:numId w:val="1"/>
-        </w:numPr>
-      </w:pPr>
-      <w:r>
-        <w:t> </w:t>
+        <w:t xml:space="preserve">ANSWER: ____________________________  </w:t>
+      </w:r>
+    </w:p>
+    <w:p>
+      <w:pPr>
+        <w:numPr>
+          <w:ilvl w:val="0"/>
+          <w:numId w:val="1"/>
+        </w:numPr>
+      </w:pPr>
+      <w:r>
+        <w:t xml:space="preserve"> </w:t>
       </w:r>
     </w:p>
     <w:p>
@@ -617,7 +617,7 @@
         </w:numPr>
       </w:pPr>
       <w:r>
-        <w:t> </w:t>
+        <w:t xml:space="preserve"> </w:t>
       </w:r>
     </w:p>
     <w:p>
@@ -636,18 +636,18 @@
         </m:r>
       </m:oMath>
       <w:r>
-        <w:t>ANSWER: ____________________________  </w:t>
-      </w:r>
-    </w:p>
-    <w:p>
-      <w:pPr>
-        <w:numPr>
-          <w:ilvl w:val="0"/>
-          <w:numId w:val="1"/>
-        </w:numPr>
-      </w:pPr>
-      <w:r>
-        <w:t> </w:t>
+        <w:t xml:space="preserve">ANSWER: ____________________________  </w:t>
+      </w:r>
+    </w:p>
+    <w:p>
+      <w:pPr>
+        <w:numPr>
+          <w:ilvl w:val="0"/>
+          <w:numId w:val="1"/>
+        </w:numPr>
+      </w:pPr>
+      <w:r>
+        <w:t xml:space="preserve"> </w:t>
       </w:r>
     </w:p>
     <w:p>
@@ -714,7 +714,7 @@
         </w:numPr>
       </w:pPr>
       <w:r>
-        <w:t> </w:t>
+        <w:t xml:space="preserve"> </w:t>
       </w:r>
     </w:p>
     <w:p>
@@ -733,18 +733,18 @@
         </m:r>
       </m:oMath>
       <w:r>
-        <w:t>ANSWER: ____________________________  </w:t>
-      </w:r>
-    </w:p>
-    <w:p>
-      <w:pPr>
-        <w:numPr>
-          <w:ilvl w:val="0"/>
-          <w:numId w:val="1"/>
-        </w:numPr>
-      </w:pPr>
-      <w:r>
-        <w:t> </w:t>
+        <w:t xml:space="preserve">ANSWER: ____________________________  </w:t>
+      </w:r>
+    </w:p>
+    <w:p>
+      <w:pPr>
+        <w:numPr>
+          <w:ilvl w:val="0"/>
+          <w:numId w:val="1"/>
+        </w:numPr>
+      </w:pPr>
+      <w:r>
+        <w:t xml:space="preserve"> </w:t>
       </w:r>
     </w:p>
     <w:p>
@@ -821,7 +821,7 @@
         </w:numPr>
       </w:pPr>
       <w:r>
-        <w:t> </w:t>
+        <w:t xml:space="preserve"> </w:t>
       </w:r>
     </w:p>
     <w:p>
@@ -840,27 +840,25 @@
         </m:r>
       </m:oMath>
       <w:r>
-        <w:t>ANSWER: ____________________________  </w:t>
-      </w:r>
-    </w:p>
-    <w:p>
-      <w:pPr>
-        <w:numPr>
-          <w:ilvl w:val="0"/>
-          <w:numId w:val="1"/>
-        </w:numPr>
-      </w:pPr>
-      <w:r>
-        <w:t> </w:t>
+        <w:t xml:space="preserve">ANSWER: ____________________________  </w:t>
+      </w:r>
+    </w:p>
+    <w:p>
+      <w:pPr>
+        <w:numPr>
+          <w:ilvl w:val="0"/>
+          <w:numId w:val="1"/>
+        </w:numPr>
+      </w:pPr>
+      <w:r>
+        <w:t xml:space="preserve"> </w:t>
       </w:r>
     </w:p>
     <w:p>
       <w:pPr>
         <w:spacing w:after="200"/>
       </w:pPr>
-      <w:r>
-        <w:br w:type="page"/>
-      </w:r>
+      <w:r/>
     </w:p>
     <w:p>
       <w:pPr>
@@ -870,7 +868,6 @@
         </w:numPr>
       </w:pPr>
       <w:r>
-        <w:lastRenderedPageBreak/>
         <w:t xml:space="preserve">What is the size of the image on the retina of a </w:t>
       </w:r>
       <m:oMath>
@@ -959,7 +956,7 @@
         </w:numPr>
       </w:pPr>
       <w:r>
-        <w:t> </w:t>
+        <w:t xml:space="preserve"> </w:t>
       </w:r>
     </w:p>
     <w:p>
@@ -978,18 +975,18 @@
         </m:r>
       </m:oMath>
       <w:r>
-        <w:t>ANSWER: ____________________________  </w:t>
-      </w:r>
-    </w:p>
-    <w:p>
-      <w:pPr>
-        <w:numPr>
-          <w:ilvl w:val="0"/>
-          <w:numId w:val="1"/>
-        </w:numPr>
-      </w:pPr>
-      <w:r>
-        <w:t> </w:t>
+        <w:t xml:space="preserve">ANSWER: ____________________________  </w:t>
+      </w:r>
+    </w:p>
+    <w:p>
+      <w:pPr>
+        <w:numPr>
+          <w:ilvl w:val="0"/>
+          <w:numId w:val="1"/>
+        </w:numPr>
+      </w:pPr>
+      <w:r>
+        <w:t xml:space="preserve"> </w:t>
       </w:r>
     </w:p>
     <w:p>
@@ -1056,7 +1053,7 @@
         </w:numPr>
       </w:pPr>
       <w:r>
-        <w:t> </w:t>
+        <w:t xml:space="preserve"> </w:t>
       </w:r>
     </w:p>
     <w:p>
@@ -1075,18 +1072,18 @@
         </m:r>
       </m:oMath>
       <w:r>
-        <w:t>ANSWER: ____________________________  </w:t>
-      </w:r>
-    </w:p>
-    <w:p>
-      <w:pPr>
-        <w:numPr>
-          <w:ilvl w:val="0"/>
-          <w:numId w:val="1"/>
-        </w:numPr>
-      </w:pPr>
-      <w:r>
-        <w:t> </w:t>
+        <w:t xml:space="preserve">ANSWER: ____________________________  </w:t>
+      </w:r>
+    </w:p>
+    <w:p>
+      <w:pPr>
+        <w:numPr>
+          <w:ilvl w:val="0"/>
+          <w:numId w:val="1"/>
+        </w:numPr>
+      </w:pPr>
+      <w:r>
+        <w:t xml:space="preserve"> </w:t>
       </w:r>
     </w:p>
     <w:p>
@@ -1153,7 +1150,7 @@
         </w:numPr>
       </w:pPr>
       <w:r>
-        <w:t> </w:t>
+        <w:t xml:space="preserve"> </w:t>
       </w:r>
     </w:p>
     <w:p>
@@ -1172,18 +1169,18 @@
         </m:r>
       </m:oMath>
       <w:r>
-        <w:t>ANSWER: ____________________________  </w:t>
-      </w:r>
-    </w:p>
-    <w:p>
-      <w:pPr>
-        <w:numPr>
-          <w:ilvl w:val="0"/>
-          <w:numId w:val="1"/>
-        </w:numPr>
-      </w:pPr>
-      <w:r>
-        <w:t> </w:t>
+        <w:t xml:space="preserve">ANSWER: ____________________________  </w:t>
+      </w:r>
+    </w:p>
+    <w:p>
+      <w:pPr>
+        <w:numPr>
+          <w:ilvl w:val="0"/>
+          <w:numId w:val="1"/>
+        </w:numPr>
+      </w:pPr>
+      <w:r>
+        <w:t xml:space="preserve"> </w:t>
       </w:r>
     </w:p>
     <w:p>
@@ -1282,7 +1279,7 @@
         </w:numPr>
       </w:pPr>
       <w:r>
-        <w:t> </w:t>
+        <w:t xml:space="preserve"> </w:t>
       </w:r>
     </w:p>
     <w:p>
@@ -1301,18 +1298,18 @@
         </m:r>
       </m:oMath>
       <w:r>
-        <w:t>ANSWER: ____________________________  </w:t>
-      </w:r>
-    </w:p>
-    <w:p>
-      <w:pPr>
-        <w:numPr>
-          <w:ilvl w:val="0"/>
-          <w:numId w:val="1"/>
-        </w:numPr>
-      </w:pPr>
-      <w:r>
-        <w:t> </w:t>
+        <w:t xml:space="preserve">ANSWER: ____________________________  </w:t>
+      </w:r>
+    </w:p>
+    <w:p>
+      <w:pPr>
+        <w:numPr>
+          <w:ilvl w:val="0"/>
+          <w:numId w:val="1"/>
+        </w:numPr>
+      </w:pPr>
+      <w:r>
+        <w:t xml:space="preserve"> </w:t>
       </w:r>
     </w:p>
     <w:p>
@@ -1394,7 +1391,7 @@
         </w:numPr>
       </w:pPr>
       <w:r>
-        <w:t> </w:t>
+        <w:t xml:space="preserve"> </w:t>
       </w:r>
     </w:p>
     <w:p>
@@ -1413,18 +1410,18 @@
         </m:r>
       </m:oMath>
       <w:r>
-        <w:t>ANSWER: ____________________________  </w:t>
-      </w:r>
-    </w:p>
-    <w:p>
-      <w:pPr>
-        <w:numPr>
-          <w:ilvl w:val="0"/>
-          <w:numId w:val="1"/>
-        </w:numPr>
-      </w:pPr>
-      <w:r>
-        <w:t> </w:t>
+        <w:t xml:space="preserve">ANSWER: ____________________________  </w:t>
+      </w:r>
+    </w:p>
+    <w:p>
+      <w:pPr>
+        <w:numPr>
+          <w:ilvl w:val="0"/>
+          <w:numId w:val="1"/>
+        </w:numPr>
+      </w:pPr>
+      <w:r>
+        <w:t xml:space="preserve"> </w:t>
       </w:r>
     </w:p>
     <w:p>

--- a/courses/phy214/practice-exams/e6/phy214-practice-exam-6-ch-25-26-v1.docx
+++ b/courses/phy214/practice-exams/e6/phy214-practice-exam-6-ch-25-26-v1.docx
@@ -15,7 +15,7 @@
         <w:pStyle w:val="BodyText"/>
       </w:pPr>
       <w:r>
-        <w:t xml:space="preserve"> </w:t>
+        <w:t> </w:t>
       </w:r>
     </w:p>
     <w:p>
@@ -31,7 +31,7 @@
         <w:pStyle w:val="BodyText"/>
       </w:pPr>
       <w:r>
-        <w:t xml:space="preserve"> </w:t>
+        <w:t> </w:t>
       </w:r>
     </w:p>
     <w:p>
@@ -47,7 +47,7 @@
         <w:pStyle w:val="BodyText"/>
       </w:pPr>
       <w:r>
-        <w:t xml:space="preserve"> </w:t>
+        <w:t> </w:t>
       </w:r>
     </w:p>
     <w:p>
@@ -63,7 +63,7 @@
         <w:pStyle w:val="BodyText"/>
       </w:pPr>
       <w:r>
-        <w:t xml:space="preserve"> </w:t>
+        <w:t> </w:t>
       </w:r>
     </w:p>
     <w:p>
@@ -180,7 +180,7 @@
         </w:numPr>
       </w:pPr>
       <w:r>
-        <w:t xml:space="preserve"> </w:t>
+        <w:t> </w:t>
       </w:r>
     </w:p>
     <w:p>
@@ -199,18 +199,18 @@
         </m:r>
       </m:oMath>
       <w:r>
-        <w:t xml:space="preserve">ANSWER: ____________________________  </w:t>
-      </w:r>
-    </w:p>
-    <w:p>
-      <w:pPr>
-        <w:numPr>
-          <w:ilvl w:val="0"/>
-          <w:numId w:val="1"/>
-        </w:numPr>
-      </w:pPr>
-      <w:r>
-        <w:t xml:space="preserve"> </w:t>
+        <w:t>ANSWER: ____________________________  </w:t>
+      </w:r>
+    </w:p>
+    <w:p>
+      <w:pPr>
+        <w:numPr>
+          <w:ilvl w:val="0"/>
+          <w:numId w:val="1"/>
+        </w:numPr>
+      </w:pPr>
+      <w:r>
+        <w:t> </w:t>
       </w:r>
     </w:p>
     <w:p>
@@ -254,7 +254,7 @@
         </w:numPr>
       </w:pPr>
       <w:r>
-        <w:t xml:space="preserve"> </w:t>
+        <w:t> </w:t>
       </w:r>
     </w:p>
     <w:p>
@@ -273,18 +273,18 @@
         </m:r>
       </m:oMath>
       <w:r>
-        <w:t xml:space="preserve">ANSWER: ____________________________  </w:t>
-      </w:r>
-    </w:p>
-    <w:p>
-      <w:pPr>
-        <w:numPr>
-          <w:ilvl w:val="0"/>
-          <w:numId w:val="1"/>
-        </w:numPr>
-      </w:pPr>
-      <w:r>
-        <w:t xml:space="preserve"> </w:t>
+        <w:t>ANSWER: ____________________________  </w:t>
+      </w:r>
+    </w:p>
+    <w:p>
+      <w:pPr>
+        <w:numPr>
+          <w:ilvl w:val="0"/>
+          <w:numId w:val="1"/>
+        </w:numPr>
+      </w:pPr>
+      <w:r>
+        <w:t> </w:t>
       </w:r>
     </w:p>
     <w:p>
@@ -351,7 +351,7 @@
         </w:numPr>
       </w:pPr>
       <w:r>
-        <w:t xml:space="preserve"> </w:t>
+        <w:t> </w:t>
       </w:r>
     </w:p>
     <w:p>
@@ -370,18 +370,18 @@
         </m:r>
       </m:oMath>
       <w:r>
-        <w:t xml:space="preserve">ANSWER: ____________________________  </w:t>
-      </w:r>
-    </w:p>
-    <w:p>
-      <w:pPr>
-        <w:numPr>
-          <w:ilvl w:val="0"/>
-          <w:numId w:val="1"/>
-        </w:numPr>
-      </w:pPr>
-      <w:r>
-        <w:t xml:space="preserve"> </w:t>
+        <w:t>ANSWER: ____________________________  </w:t>
+      </w:r>
+    </w:p>
+    <w:p>
+      <w:pPr>
+        <w:numPr>
+          <w:ilvl w:val="0"/>
+          <w:numId w:val="1"/>
+        </w:numPr>
+      </w:pPr>
+      <w:r>
+        <w:t> </w:t>
       </w:r>
     </w:p>
     <w:p>
@@ -463,7 +463,7 @@
         </w:numPr>
       </w:pPr>
       <w:r>
-        <w:t xml:space="preserve"> </w:t>
+        <w:t> </w:t>
       </w:r>
     </w:p>
     <w:p>
@@ -482,18 +482,18 @@
         </m:r>
       </m:oMath>
       <w:r>
-        <w:t xml:space="preserve">ANSWER: ____________________________  </w:t>
-      </w:r>
-    </w:p>
-    <w:p>
-      <w:pPr>
-        <w:numPr>
-          <w:ilvl w:val="0"/>
-          <w:numId w:val="1"/>
-        </w:numPr>
-      </w:pPr>
-      <w:r>
-        <w:t xml:space="preserve"> </w:t>
+        <w:t>ANSWER: ____________________________  </w:t>
+      </w:r>
+    </w:p>
+    <w:p>
+      <w:pPr>
+        <w:numPr>
+          <w:ilvl w:val="0"/>
+          <w:numId w:val="1"/>
+        </w:numPr>
+      </w:pPr>
+      <w:r>
+        <w:t> </w:t>
       </w:r>
     </w:p>
     <w:p>
@@ -537,7 +537,7 @@
         </w:numPr>
       </w:pPr>
       <w:r>
-        <w:t xml:space="preserve"> </w:t>
+        <w:t> </w:t>
       </w:r>
     </w:p>
     <w:p>
@@ -556,18 +556,18 @@
         </m:r>
       </m:oMath>
       <w:r>
-        <w:t xml:space="preserve">ANSWER: ____________________________  </w:t>
-      </w:r>
-    </w:p>
-    <w:p>
-      <w:pPr>
-        <w:numPr>
-          <w:ilvl w:val="0"/>
-          <w:numId w:val="1"/>
-        </w:numPr>
-      </w:pPr>
-      <w:r>
-        <w:t xml:space="preserve"> </w:t>
+        <w:t>ANSWER: ____________________________  </w:t>
+      </w:r>
+    </w:p>
+    <w:p>
+      <w:pPr>
+        <w:numPr>
+          <w:ilvl w:val="0"/>
+          <w:numId w:val="1"/>
+        </w:numPr>
+      </w:pPr>
+      <w:r>
+        <w:t> </w:t>
       </w:r>
     </w:p>
     <w:p>
@@ -617,7 +617,7 @@
         </w:numPr>
       </w:pPr>
       <w:r>
-        <w:t xml:space="preserve"> </w:t>
+        <w:t> </w:t>
       </w:r>
     </w:p>
     <w:p>
@@ -636,18 +636,18 @@
         </m:r>
       </m:oMath>
       <w:r>
-        <w:t xml:space="preserve">ANSWER: ____________________________  </w:t>
-      </w:r>
-    </w:p>
-    <w:p>
-      <w:pPr>
-        <w:numPr>
-          <w:ilvl w:val="0"/>
-          <w:numId w:val="1"/>
-        </w:numPr>
-      </w:pPr>
-      <w:r>
-        <w:t xml:space="preserve"> </w:t>
+        <w:t>ANSWER: ____________________________  </w:t>
+      </w:r>
+    </w:p>
+    <w:p>
+      <w:pPr>
+        <w:numPr>
+          <w:ilvl w:val="0"/>
+          <w:numId w:val="1"/>
+        </w:numPr>
+      </w:pPr>
+      <w:r>
+        <w:t> </w:t>
       </w:r>
     </w:p>
     <w:p>
@@ -714,7 +714,7 @@
         </w:numPr>
       </w:pPr>
       <w:r>
-        <w:t xml:space="preserve"> </w:t>
+        <w:t> </w:t>
       </w:r>
     </w:p>
     <w:p>
@@ -733,18 +733,18 @@
         </m:r>
       </m:oMath>
       <w:r>
-        <w:t xml:space="preserve">ANSWER: ____________________________  </w:t>
-      </w:r>
-    </w:p>
-    <w:p>
-      <w:pPr>
-        <w:numPr>
-          <w:ilvl w:val="0"/>
-          <w:numId w:val="1"/>
-        </w:numPr>
-      </w:pPr>
-      <w:r>
-        <w:t xml:space="preserve"> </w:t>
+        <w:t>ANSWER: ____________________________  </w:t>
+      </w:r>
+    </w:p>
+    <w:p>
+      <w:pPr>
+        <w:numPr>
+          <w:ilvl w:val="0"/>
+          <w:numId w:val="1"/>
+        </w:numPr>
+      </w:pPr>
+      <w:r>
+        <w:t> </w:t>
       </w:r>
     </w:p>
     <w:p>
@@ -821,7 +821,7 @@
         </w:numPr>
       </w:pPr>
       <w:r>
-        <w:t xml:space="preserve"> </w:t>
+        <w:t> </w:t>
       </w:r>
     </w:p>
     <w:p>
@@ -840,25 +840,27 @@
         </m:r>
       </m:oMath>
       <w:r>
-        <w:t xml:space="preserve">ANSWER: ____________________________  </w:t>
-      </w:r>
-    </w:p>
-    <w:p>
-      <w:pPr>
-        <w:numPr>
-          <w:ilvl w:val="0"/>
-          <w:numId w:val="1"/>
-        </w:numPr>
-      </w:pPr>
-      <w:r>
-        <w:t xml:space="preserve"> </w:t>
+        <w:t>ANSWER: ____________________________  </w:t>
+      </w:r>
+    </w:p>
+    <w:p>
+      <w:pPr>
+        <w:numPr>
+          <w:ilvl w:val="0"/>
+          <w:numId w:val="1"/>
+        </w:numPr>
+      </w:pPr>
+      <w:r>
+        <w:t> </w:t>
       </w:r>
     </w:p>
     <w:p>
       <w:pPr>
         <w:spacing w:after="200"/>
       </w:pPr>
-      <w:r/>
+      <w:r>
+        <w:br w:type="page"/>
+      </w:r>
     </w:p>
     <w:p>
       <w:pPr>
@@ -868,6 +870,7 @@
         </w:numPr>
       </w:pPr>
       <w:r>
+        <w:lastRenderedPageBreak/>
         <w:t xml:space="preserve">What is the size of the image on the retina of a </w:t>
       </w:r>
       <m:oMath>
@@ -956,7 +959,7 @@
         </w:numPr>
       </w:pPr>
       <w:r>
-        <w:t xml:space="preserve"> </w:t>
+        <w:t> </w:t>
       </w:r>
     </w:p>
     <w:p>
@@ -975,18 +978,18 @@
         </m:r>
       </m:oMath>
       <w:r>
-        <w:t xml:space="preserve">ANSWER: ____________________________  </w:t>
-      </w:r>
-    </w:p>
-    <w:p>
-      <w:pPr>
-        <w:numPr>
-          <w:ilvl w:val="0"/>
-          <w:numId w:val="1"/>
-        </w:numPr>
-      </w:pPr>
-      <w:r>
-        <w:t xml:space="preserve"> </w:t>
+        <w:t>ANSWER: ____________________________  </w:t>
+      </w:r>
+    </w:p>
+    <w:p>
+      <w:pPr>
+        <w:numPr>
+          <w:ilvl w:val="0"/>
+          <w:numId w:val="1"/>
+        </w:numPr>
+      </w:pPr>
+      <w:r>
+        <w:t> </w:t>
       </w:r>
     </w:p>
     <w:p>
@@ -1053,7 +1056,7 @@
         </w:numPr>
       </w:pPr>
       <w:r>
-        <w:t xml:space="preserve"> </w:t>
+        <w:t> </w:t>
       </w:r>
     </w:p>
     <w:p>
@@ -1072,18 +1075,18 @@
         </m:r>
       </m:oMath>
       <w:r>
-        <w:t xml:space="preserve">ANSWER: ____________________________  </w:t>
-      </w:r>
-    </w:p>
-    <w:p>
-      <w:pPr>
-        <w:numPr>
-          <w:ilvl w:val="0"/>
-          <w:numId w:val="1"/>
-        </w:numPr>
-      </w:pPr>
-      <w:r>
-        <w:t xml:space="preserve"> </w:t>
+        <w:t>ANSWER: ____________________________  </w:t>
+      </w:r>
+    </w:p>
+    <w:p>
+      <w:pPr>
+        <w:numPr>
+          <w:ilvl w:val="0"/>
+          <w:numId w:val="1"/>
+        </w:numPr>
+      </w:pPr>
+      <w:r>
+        <w:t> </w:t>
       </w:r>
     </w:p>
     <w:p>
@@ -1150,7 +1153,7 @@
         </w:numPr>
       </w:pPr>
       <w:r>
-        <w:t xml:space="preserve"> </w:t>
+        <w:t> </w:t>
       </w:r>
     </w:p>
     <w:p>
@@ -1169,18 +1172,18 @@
         </m:r>
       </m:oMath>
       <w:r>
-        <w:t xml:space="preserve">ANSWER: ____________________________  </w:t>
-      </w:r>
-    </w:p>
-    <w:p>
-      <w:pPr>
-        <w:numPr>
-          <w:ilvl w:val="0"/>
-          <w:numId w:val="1"/>
-        </w:numPr>
-      </w:pPr>
-      <w:r>
-        <w:t xml:space="preserve"> </w:t>
+        <w:t>ANSWER: ____________________________  </w:t>
+      </w:r>
+    </w:p>
+    <w:p>
+      <w:pPr>
+        <w:numPr>
+          <w:ilvl w:val="0"/>
+          <w:numId w:val="1"/>
+        </w:numPr>
+      </w:pPr>
+      <w:r>
+        <w:t> </w:t>
       </w:r>
     </w:p>
     <w:p>
@@ -1279,7 +1282,7 @@
         </w:numPr>
       </w:pPr>
       <w:r>
-        <w:t xml:space="preserve"> </w:t>
+        <w:t> </w:t>
       </w:r>
     </w:p>
     <w:p>
@@ -1298,18 +1301,18 @@
         </m:r>
       </m:oMath>
       <w:r>
-        <w:t xml:space="preserve">ANSWER: ____________________________  </w:t>
-      </w:r>
-    </w:p>
-    <w:p>
-      <w:pPr>
-        <w:numPr>
-          <w:ilvl w:val="0"/>
-          <w:numId w:val="1"/>
-        </w:numPr>
-      </w:pPr>
-      <w:r>
-        <w:t xml:space="preserve"> </w:t>
+        <w:t>ANSWER: ____________________________  </w:t>
+      </w:r>
+    </w:p>
+    <w:p>
+      <w:pPr>
+        <w:numPr>
+          <w:ilvl w:val="0"/>
+          <w:numId w:val="1"/>
+        </w:numPr>
+      </w:pPr>
+      <w:r>
+        <w:t> </w:t>
       </w:r>
     </w:p>
     <w:p>
@@ -1391,7 +1394,7 @@
         </w:numPr>
       </w:pPr>
       <w:r>
-        <w:t xml:space="preserve"> </w:t>
+        <w:t> </w:t>
       </w:r>
     </w:p>
     <w:p>
@@ -1410,18 +1413,18 @@
         </m:r>
       </m:oMath>
       <w:r>
-        <w:t xml:space="preserve">ANSWER: ____________________________  </w:t>
-      </w:r>
-    </w:p>
-    <w:p>
-      <w:pPr>
-        <w:numPr>
-          <w:ilvl w:val="0"/>
-          <w:numId w:val="1"/>
-        </w:numPr>
-      </w:pPr>
-      <w:r>
-        <w:t xml:space="preserve"> </w:t>
+        <w:t>ANSWER: ____________________________  </w:t>
+      </w:r>
+    </w:p>
+    <w:p>
+      <w:pPr>
+        <w:numPr>
+          <w:ilvl w:val="0"/>
+          <w:numId w:val="1"/>
+        </w:numPr>
+      </w:pPr>
+      <w:r>
+        <w:t> </w:t>
       </w:r>
     </w:p>
     <w:p>
